--- a/Практическая работа №5 — Шершиков Филипп Антонович — вариант 19.docx
+++ b/Практическая работа №5 — Шершиков Филипп Антонович — вариант 19.docx
@@ -4,7 +4,6 @@
   <w:body>
     <w:p>
       <w:pPr>
-        <w:spacing w:after="200"/>
         <w:ind w:firstLine="0"/>
         <w:jc w:val="right"/>
       </w:pPr>
@@ -20,7 +19,7 @@
     <w:p>
       <w:pPr>
         <w:keepNext/>
-        <w:spacing w:after="80"/>
+        <w:spacing w:after="20"/>
         <w:ind w:firstLine="0"/>
         <w:jc w:val="center"/>
       </w:pPr>
@@ -28,8 +27,7 @@
         <w:rPr>
           <w:rFonts w:ascii="Times New Roman" w:hAnsi="Times New Roman" w:eastAsia="Times New Roman" w:cs="Times New Roman"/>
           <w:b/>
-          <w:color w:val="000000"/>
-          <w:sz w:val="30"/>
+          <w:sz w:val="28"/>
         </w:rPr>
         <w:t>ПРАКТИЧЕСКАЯ РАБОТА № 5</w:t>
       </w:r>
@@ -37,7 +35,7 @@
     <w:p>
       <w:pPr>
         <w:keepNext/>
-        <w:spacing w:after="340"/>
+        <w:spacing w:after="220"/>
         <w:ind w:firstLine="0"/>
         <w:jc w:val="center"/>
       </w:pPr>
@@ -45,7 +43,6 @@
         <w:rPr>
           <w:rFonts w:ascii="Times New Roman" w:hAnsi="Times New Roman" w:eastAsia="Times New Roman" w:cs="Times New Roman"/>
           <w:b/>
-          <w:color w:val="000000"/>
           <w:sz w:val="28"/>
         </w:rPr>
         <w:t>РАБОТА С ГРАФИЧЕСКИМИ ЭЛЕМЕНТАМИ</w:t>
@@ -54,7 +51,7 @@
     <w:p>
       <w:pPr>
         <w:keepNext/>
-        <w:spacing w:after="160"/>
+        <w:spacing w:after="200"/>
         <w:ind w:firstLine="0"/>
         <w:jc w:val="center"/>
       </w:pPr>
@@ -62,7 +59,6 @@
         <w:rPr>
           <w:rFonts w:ascii="Times New Roman" w:hAnsi="Times New Roman" w:eastAsia="Times New Roman" w:cs="Times New Roman"/>
           <w:b/>
-          <w:color w:val="1D3E62"/>
           <w:sz w:val="28"/>
         </w:rPr>
         <w:t>1 Работа с готовыми изображениями</w:t>
@@ -70,35 +66,36 @@
     </w:p>
     <w:p>
       <w:pPr>
-        <w:spacing w:before="160" w:after="60"/>
+        <w:keepNext/>
+        <w:spacing w:before="140" w:after="80"/>
         <w:ind w:firstLine="0"/>
       </w:pPr>
       <w:r>
         <w:rPr>
           <w:rFonts w:ascii="Times New Roman" w:hAnsi="Times New Roman" w:eastAsia="Times New Roman" w:cs="Times New Roman"/>
           <w:b/>
-          <w:color w:val="284B7B"/>
+          <w:color w:val="214265"/>
           <w:sz w:val="24"/>
         </w:rPr>
-        <w:t>1-й абзац — обтекание вокруг рамки</w:t>
+        <w:t>1-й абзац — вокруг рамки</w:t>
       </w:r>
     </w:p>
     <w:p>
       <w:pPr>
-        <w:spacing w:after="360"/>
+        <w:spacing w:after="280"/>
         <w:ind w:firstLine="0"/>
       </w:pPr>
       <w:r>
         <w:drawing>
-          <wp:anchor distT="45720" distB="45720" distL="91440" distR="91440" simplePos="0" relativeHeight="251658240" behindDoc="0" locked="0" layoutInCell="1" allowOverlap="1">
+          <wp:anchor distT="35000" distB="35000" distL="50000" distR="50000" simplePos="0" relativeHeight="251658240" behindDoc="0" locked="0" layoutInCell="1" allowOverlap="1">
             <wp:simplePos x="0" y="0"/>
             <wp:positionH relativeFrom="column">
-              <wp:posOffset>0</wp:posOffset>
+              <wp:posOffset>36000</wp:posOffset>
             </wp:positionH>
             <wp:positionV relativeFrom="paragraph">
               <wp:posOffset>0</wp:posOffset>
             </wp:positionV>
-            <wp:extent cx="1835999" cy="1206000"/>
+            <wp:extent cx="1908000" cy="1278000"/>
             <wp:wrapSquare wrapText="bothSides"/>
             <wp:docPr id="1" name="Picture 1"/>
             <wp:cNvGraphicFramePr xmlns:a="http://schemas.openxmlformats.org/drawingml/2006/main">
@@ -120,7 +117,7 @@
                   <pic:spPr>
                     <a:xfrm>
                       <a:off x="0" y="0"/>
-                      <a:ext cx="1835999" cy="1206000"/>
+                      <a:ext cx="1908000" cy="1278000"/>
                     </a:xfrm>
                     <a:prstGeom prst="rect"/>
                   </pic:spPr>
@@ -141,40 +138,41 @@
     </w:p>
     <w:p>
       <w:pPr>
-        <w:spacing w:after="360"/>
+        <w:spacing w:after="180"/>
       </w:pPr>
     </w:p>
     <w:p>
       <w:pPr>
-        <w:spacing w:before="160" w:after="60"/>
+        <w:keepNext/>
+        <w:spacing w:before="140" w:after="80"/>
         <w:ind w:firstLine="0"/>
       </w:pPr>
       <w:r>
         <w:rPr>
           <w:rFonts w:ascii="Times New Roman" w:hAnsi="Times New Roman" w:eastAsia="Times New Roman" w:cs="Times New Roman"/>
           <w:b/>
-          <w:color w:val="284B7B"/>
+          <w:color w:val="214265"/>
           <w:sz w:val="24"/>
         </w:rPr>
-        <w:t>2-й абзац — рисунок перед текстом</w:t>
+        <w:t>2-й абзац — перед текстом</w:t>
       </w:r>
     </w:p>
     <w:p>
       <w:pPr>
-        <w:spacing w:after="400"/>
+        <w:spacing w:after="200"/>
         <w:ind w:firstLine="0"/>
       </w:pPr>
       <w:r>
         <w:drawing>
-          <wp:anchor distT="45720" distB="45720" distL="91440" distR="91440" simplePos="0" relativeHeight="251658240" behindDoc="0" locked="0" layoutInCell="1" allowOverlap="1">
+          <wp:anchor distT="35000" distB="35000" distL="50000" distR="50000" simplePos="0" relativeHeight="251658240" behindDoc="0" locked="0" layoutInCell="1" allowOverlap="1">
             <wp:simplePos x="0" y="0"/>
             <wp:positionH relativeFrom="column">
-              <wp:posOffset>288000</wp:posOffset>
+              <wp:posOffset>4248000</wp:posOffset>
             </wp:positionH>
             <wp:positionV relativeFrom="paragraph">
-              <wp:posOffset>90000</wp:posOffset>
+              <wp:posOffset>198000</wp:posOffset>
             </wp:positionV>
-            <wp:extent cx="1835999" cy="1206000"/>
+            <wp:extent cx="1512000" cy="1026000"/>
             <wp:wrapNone/>
             <wp:docPr id="2" name="Picture 2"/>
             <wp:cNvGraphicFramePr xmlns:a="http://schemas.openxmlformats.org/drawingml/2006/main">
@@ -196,7 +194,7 @@
                   <pic:spPr>
                     <a:xfrm>
                       <a:off x="0" y="0"/>
-                      <a:ext cx="1835999" cy="1206000"/>
+                      <a:ext cx="1512000" cy="1026000"/>
                     </a:xfrm>
                     <a:prstGeom prst="rect"/>
                   </pic:spPr>
@@ -217,40 +215,37 @@
     </w:p>
     <w:p>
       <w:pPr>
-        <w:spacing w:after="600"/>
-      </w:pPr>
-    </w:p>
-    <w:p>
-      <w:pPr>
-        <w:spacing w:before="160" w:after="60"/>
+        <w:keepNext/>
+        <w:pageBreakBefore/>
+        <w:spacing w:before="140" w:after="80"/>
         <w:ind w:firstLine="0"/>
       </w:pPr>
       <w:r>
         <w:rPr>
           <w:rFonts w:ascii="Times New Roman" w:hAnsi="Times New Roman" w:eastAsia="Times New Roman" w:cs="Times New Roman"/>
           <w:b/>
-          <w:color w:val="284B7B"/>
+          <w:color w:val="214265"/>
           <w:sz w:val="24"/>
         </w:rPr>
-        <w:t>3-й абзац — рисунок за текстом</w:t>
+        <w:t>3-й абзац — за текстом</w:t>
       </w:r>
     </w:p>
     <w:p>
       <w:pPr>
-        <w:spacing w:after="340"/>
+        <w:spacing w:after="260"/>
         <w:ind w:firstLine="0"/>
       </w:pPr>
       <w:r>
         <w:drawing>
-          <wp:anchor distT="45720" distB="45720" distL="91440" distR="91440" simplePos="0" relativeHeight="251658240" behindDoc="1" locked="0" layoutInCell="1" allowOverlap="1">
+          <wp:anchor distT="35000" distB="35000" distL="50000" distR="50000" simplePos="0" relativeHeight="251658240" behindDoc="1" locked="0" layoutInCell="1" allowOverlap="1">
             <wp:simplePos x="0" y="0"/>
             <wp:positionH relativeFrom="column">
-              <wp:posOffset>1800000</wp:posOffset>
+              <wp:posOffset>2160000</wp:posOffset>
             </wp:positionH>
             <wp:positionV relativeFrom="paragraph">
-              <wp:posOffset>0</wp:posOffset>
+              <wp:posOffset>180000</wp:posOffset>
             </wp:positionV>
-            <wp:extent cx="1835999" cy="1206000"/>
+            <wp:extent cx="1584000" cy="1080000"/>
             <wp:wrapNone/>
             <wp:docPr id="3" name="Picture 3"/>
             <wp:cNvGraphicFramePr xmlns:a="http://schemas.openxmlformats.org/drawingml/2006/main">
@@ -272,7 +267,7 @@
                   <pic:spPr>
                     <a:xfrm>
                       <a:off x="0" y="0"/>
-                      <a:ext cx="1835999" cy="1206000"/>
+                      <a:ext cx="1584000" cy="1080000"/>
                     </a:xfrm>
                     <a:prstGeom prst="rect"/>
                   </pic:spPr>
@@ -292,56 +287,42 @@
       </w:r>
     </w:p>
     <w:p>
-      <w:r/>
+      <w:pPr>
+        <w:spacing w:after="120"/>
+      </w:pPr>
     </w:p>
     <w:p>
       <w:pPr>
         <w:keepNext/>
-        <w:spacing w:after="300"/>
-        <w:ind w:firstLine="0"/>
-        <w:jc w:val="center"/>
-      </w:pPr>
-      <w:r>
-        <w:rPr>
-          <w:rFonts w:ascii="Times New Roman" w:hAnsi="Times New Roman" w:eastAsia="Times New Roman" w:cs="Times New Roman"/>
-          <w:b/>
-          <w:color w:val="1D3E62"/>
-          <w:sz w:val="28"/>
-        </w:rPr>
-        <w:t>Продолжение задания 1</w:t>
-      </w:r>
-    </w:p>
-    <w:p>
-      <w:pPr>
-        <w:spacing w:before="160" w:after="60"/>
+        <w:spacing w:before="140" w:after="80"/>
         <w:ind w:firstLine="0"/>
       </w:pPr>
       <w:r>
         <w:rPr>
           <w:rFonts w:ascii="Times New Roman" w:hAnsi="Times New Roman" w:eastAsia="Times New Roman" w:cs="Times New Roman"/>
           <w:b/>
-          <w:color w:val="284B7B"/>
+          <w:color w:val="214265"/>
           <w:sz w:val="24"/>
         </w:rPr>
-        <w:t>4-й абзац — обтекание сверху и снизу</w:t>
+        <w:t>4-й абзац — сверху и снизу</w:t>
       </w:r>
     </w:p>
     <w:p>
       <w:pPr>
-        <w:spacing w:after="400"/>
+        <w:spacing w:after="200"/>
         <w:ind w:firstLine="0"/>
       </w:pPr>
       <w:r>
         <w:drawing>
-          <wp:anchor distT="45720" distB="45720" distL="91440" distR="91440" simplePos="0" relativeHeight="251658240" behindDoc="0" locked="0" layoutInCell="1" allowOverlap="1">
+          <wp:anchor distT="35000" distB="35000" distL="50000" distR="50000" simplePos="0" relativeHeight="251658240" behindDoc="0" locked="0" layoutInCell="1" allowOverlap="1">
             <wp:simplePos x="0" y="0"/>
             <wp:positionH relativeFrom="column">
-              <wp:posOffset>1872000</wp:posOffset>
+              <wp:posOffset>1800000</wp:posOffset>
             </wp:positionH>
             <wp:positionV relativeFrom="paragraph">
               <wp:posOffset>0</wp:posOffset>
             </wp:positionV>
-            <wp:extent cx="2088000" cy="1368000"/>
+            <wp:extent cx="1980000" cy="1314000"/>
             <wp:wrapTopAndBottom/>
             <wp:docPr id="4" name="Picture 4"/>
             <wp:cNvGraphicFramePr xmlns:a="http://schemas.openxmlformats.org/drawingml/2006/main">
@@ -363,7 +344,7 @@
                   <pic:spPr>
                     <a:xfrm>
                       <a:off x="0" y="0"/>
-                      <a:ext cx="2088000" cy="1368000"/>
+                      <a:ext cx="1980000" cy="1314000"/>
                     </a:xfrm>
                     <a:prstGeom prst="rect"/>
                   </pic:spPr>
@@ -384,27 +365,28 @@
     </w:p>
     <w:p>
       <w:pPr>
-        <w:spacing w:after="240"/>
+        <w:spacing w:after="120"/>
       </w:pPr>
     </w:p>
     <w:p>
       <w:pPr>
-        <w:spacing w:before="160" w:after="60"/>
+        <w:keepNext/>
+        <w:spacing w:before="140" w:after="80"/>
         <w:ind w:firstLine="0"/>
       </w:pPr>
       <w:r>
         <w:rPr>
           <w:rFonts w:ascii="Times New Roman" w:hAnsi="Times New Roman" w:eastAsia="Times New Roman" w:cs="Times New Roman"/>
           <w:b/>
-          <w:color w:val="284B7B"/>
+          <w:color w:val="214265"/>
           <w:sz w:val="24"/>
         </w:rPr>
-        <w:t>5-й абзац — рисунок в тексте</w:t>
+        <w:t>5-й абзац — в тексте</w:t>
       </w:r>
     </w:p>
     <w:p>
       <w:pPr>
-        <w:spacing w:after="80"/>
+        <w:spacing w:after="200"/>
         <w:ind w:firstLine="0"/>
       </w:pPr>
       <w:r>
@@ -413,20 +395,12 @@
           <w:b w:val="0"/>
           <w:sz w:val="26"/>
         </w:rPr>
-        <w:t>Деловое общение — вид общения, цель которого лежит за пределами процесса общения и которое подчинено решению определенной задачи (производственной, научной, коммерческой и т. д.) исходя из общих интересов и целей к</w:t>
-      </w:r>
-      <w:r>
-        <w:rPr>
-          <w:rFonts w:ascii="Times New Roman" w:hAnsi="Times New Roman" w:eastAsia="Times New Roman" w:cs="Times New Roman"/>
-          <w:b w:val="0"/>
-          <w:sz w:val="26"/>
-        </w:rPr>
-        <w:t xml:space="preserve"> </w:t>
+        <w:t>Деловое общение — вид общения, цель которого лежит за пределами процесса общения и которое подчинено решению определенной задачи (производственной, научной, коммерческой и т. д.) исходя из общих интересов и целей коммуникантов. Деловое общение —</w:t>
       </w:r>
       <w:r>
         <w:drawing>
           <wp:inline xmlns:a="http://schemas.openxmlformats.org/drawingml/2006/main" xmlns:pic="http://schemas.openxmlformats.org/drawingml/2006/picture">
-            <wp:extent cx="1908000" cy="1260000"/>
+            <wp:extent cx="1548000" cy="1044000"/>
             <wp:docPr id="5" name="Picture 5"/>
             <wp:cNvGraphicFramePr>
               <a:graphicFrameLocks noChangeAspect="1"/>
@@ -447,7 +421,7 @@
                   <pic:spPr>
                     <a:xfrm>
                       <a:off x="0" y="0"/>
-                      <a:ext cx="1908000" cy="1260000"/>
+                      <a:ext cx="1548000" cy="1044000"/>
                     </a:xfrm>
                     <a:prstGeom prst="rect"/>
                   </pic:spPr>
@@ -463,18 +437,14 @@
           <w:b w:val="0"/>
           <w:sz w:val="26"/>
         </w:rPr>
-        <w:t xml:space="preserve"> оммуникантов. Деловое общение — это коммуникативная предметно-целевая и по преимуществу профессиональная деятельность в сфере социально-правовых и экономических отношений. Особенности делового общения: партнер в деловом общении всегда выступает как личность, значимая для субъекта; общающихся людей отличает хорошее взаимопонимание в вопросах дела; основная задача делового общения — продуктивное сотрудничество.</w:t>
-      </w:r>
-    </w:p>
-    <w:p>
-      <w:r>
-        <w:br w:type="page"/>
+        <w:t xml:space="preserve"> это коммуникативная предметно-целевая и по преимуществу профессиональная деятельность в сфере социально-правовых и экономических отношений. Особенности делового общения: партнер в деловом общении всегда выступает как личность, значимая для субъекта; общающихся людей отличает хорошее взаимопонимание в вопросах дела; основная задача делового общения — продуктивное сотрудничество.</w:t>
       </w:r>
     </w:p>
     <w:p>
       <w:pPr>
         <w:keepNext/>
-        <w:spacing w:after="360"/>
+        <w:pageBreakBefore/>
+        <w:spacing w:after="500"/>
         <w:ind w:firstLine="0"/>
         <w:jc w:val="center"/>
       </w:pPr>
@@ -482,7 +452,6 @@
         <w:rPr>
           <w:rFonts w:ascii="Times New Roman" w:hAnsi="Times New Roman" w:eastAsia="Times New Roman" w:cs="Times New Roman"/>
           <w:b/>
-          <w:color w:val="1D3E62"/>
           <w:sz w:val="28"/>
         </w:rPr>
         <w:t>2 Вставка символов</w:t>
@@ -490,55 +459,42 @@
     </w:p>
     <w:p>
       <w:pPr>
-        <w:spacing w:before="120" w:after="440"/>
+        <w:spacing w:after="480"/>
         <w:ind w:firstLine="0"/>
         <w:jc w:val="center"/>
         <w:pBdr>
-          <w:bottom w:val="double" w:sz="16" w:color="000000"/>
-          <w:top w:val="double" w:sz="16" w:color="000000"/>
+          <w:top w:val="double" w:sz="14" w:color="222222" w:space="8"/>
+          <w:bottom w:val="double" w:sz="14" w:color="222222" w:space="8"/>
         </w:pBdr>
       </w:pPr>
       <w:r>
         <w:rPr>
-          <w:rFonts w:ascii="DejaVu Sans" w:hAnsi="DejaVu Sans" w:eastAsia="DejaVu Sans" w:cs="DejaVu Sans"/>
-          <w:b/>
-          <w:color w:val="23282F"/>
-          <w:sz w:val="40"/>
-        </w:rPr>
-        <w:t xml:space="preserve">♜ </w:t>
-      </w:r>
-      <w:r>
-        <w:rPr>
           <w:rFonts w:ascii="Times New Roman" w:hAnsi="Times New Roman" w:eastAsia="Times New Roman" w:cs="Times New Roman"/>
           <w:b/>
-          <w:color w:val="141E26"/>
           <w:sz w:val="38"/>
         </w:rPr>
-        <w:t>СТРОИМ НА ВЕКА</w:t>
-      </w:r>
-      <w:r>
-        <w:rPr>
-          <w:rFonts w:ascii="DejaVu Sans" w:hAnsi="DejaVu Sans" w:eastAsia="DejaVu Sans" w:cs="DejaVu Sans"/>
-          <w:b/>
-          <w:color w:val="23282F"/>
-          <w:sz w:val="40"/>
-        </w:rPr>
-        <w:t xml:space="preserve">  ♜</w:t>
+        <w:t>⚒  СТРОИМ НА ВЕКА  ⚒</w:t>
       </w:r>
     </w:p>
     <w:p>
       <w:pPr>
-        <w:spacing w:after="300"/>
-        <w:ind w:left="1814" w:firstLine="0"/>
+        <w:spacing w:after="340"/>
+        <w:ind w:left="1871" w:firstLine="0"/>
       </w:pPr>
       <w:r>
         <w:rPr>
-          <w:rFonts w:ascii="DejaVu Sans" w:hAnsi="DejaVu Sans" w:eastAsia="DejaVu Sans" w:cs="DejaVu Sans"/>
-          <w:b/>
-          <w:color w:val="B3524A"/>
-          <w:sz w:val="42"/>
+          <w:rFonts w:ascii="Noto Sans Symbols 2" w:hAnsi="Noto Sans Symbols 2" w:eastAsia="Noto Sans Symbols 2" w:cs="Noto Sans Symbols 2"/>
+          <w:b w:val="0"/>
+          <w:color w:val="1E6888"/>
+          <w:sz w:val="28"/>
         </w:rPr>
         <w:t xml:space="preserve">☞  </w:t>
+      </w:r>
+      <w:r>
+        <w:rPr>
+          <w:vanish/>
+        </w:rPr>
+        <w:sym w:font="Wingdings" w:char="F046"/>
       </w:r>
       <w:r>
         <w:rPr>
@@ -551,17 +507,23 @@
     </w:p>
     <w:p>
       <w:pPr>
-        <w:spacing w:after="300"/>
-        <w:ind w:left="1814" w:firstLine="0"/>
+        <w:spacing w:after="340"/>
+        <w:ind w:left="1871" w:firstLine="0"/>
       </w:pPr>
       <w:r>
         <w:rPr>
-          <w:rFonts w:ascii="DejaVu Sans" w:hAnsi="DejaVu Sans" w:eastAsia="DejaVu Sans" w:cs="DejaVu Sans"/>
-          <w:b/>
-          <w:color w:val="276FAD"/>
-          <w:sz w:val="42"/>
+          <w:rFonts w:ascii="Noto Sans Symbols 2" w:hAnsi="Noto Sans Symbols 2" w:eastAsia="Noto Sans Symbols 2" w:cs="Noto Sans Symbols 2"/>
+          <w:b w:val="0"/>
+          <w:color w:val="1E6888"/>
+          <w:sz w:val="28"/>
         </w:rPr>
-        <w:t xml:space="preserve">▣  </w:t>
+        <w:t xml:space="preserve">⌂  </w:t>
+      </w:r>
+      <w:r>
+        <w:rPr>
+          <w:vanish/>
+        </w:rPr>
+        <w:sym w:font="Webdings" w:char="F048"/>
       </w:r>
       <w:r>
         <w:rPr>
@@ -574,17 +536,23 @@
     </w:p>
     <w:p>
       <w:pPr>
-        <w:spacing w:after="300"/>
-        <w:ind w:left="1814" w:firstLine="0"/>
+        <w:spacing w:after="340"/>
+        <w:ind w:left="1871" w:firstLine="0"/>
       </w:pPr>
       <w:r>
         <w:rPr>
-          <w:rFonts w:ascii="DejaVu Sans" w:hAnsi="DejaVu Sans" w:eastAsia="DejaVu Sans" w:cs="DejaVu Sans"/>
-          <w:b/>
-          <w:color w:val="B6483C"/>
-          <w:sz w:val="42"/>
+          <w:rFonts w:ascii="Noto Sans Symbols 2" w:hAnsi="Noto Sans Symbols 2" w:eastAsia="Noto Sans Symbols 2" w:cs="Noto Sans Symbols 2"/>
+          <w:b w:val="0"/>
+          <w:color w:val="1E6888"/>
+          <w:sz w:val="28"/>
         </w:rPr>
-        <w:t xml:space="preserve">▰  </w:t>
+        <w:t xml:space="preserve">▣  </w:t>
+      </w:r>
+      <w:r>
+        <w:rPr>
+          <w:vanish/>
+        </w:rPr>
+        <w:sym w:font="Wingdings" w:char="F06E"/>
       </w:r>
       <w:r>
         <w:rPr>
@@ -597,17 +565,23 @@
     </w:p>
     <w:p>
       <w:pPr>
-        <w:spacing w:after="300"/>
-        <w:ind w:left="1814" w:firstLine="0"/>
+        <w:spacing w:after="340"/>
+        <w:ind w:left="1871" w:firstLine="0"/>
       </w:pPr>
       <w:r>
         <w:rPr>
-          <w:rFonts w:ascii="DejaVu Sans" w:hAnsi="DejaVu Sans" w:eastAsia="DejaVu Sans" w:cs="DejaVu Sans"/>
-          <w:b/>
-          <w:color w:val="119769"/>
-          <w:sz w:val="42"/>
+          <w:rFonts w:ascii="Noto Sans Symbols 2" w:hAnsi="Noto Sans Symbols 2" w:eastAsia="Noto Sans Symbols 2" w:cs="Noto Sans Symbols 2"/>
+          <w:b w:val="0"/>
+          <w:color w:val="1E6888"/>
+          <w:sz w:val="28"/>
         </w:rPr>
         <w:t xml:space="preserve">♣  </w:t>
+      </w:r>
+      <w:r>
+        <w:rPr>
+          <w:vanish/>
+        </w:rPr>
+        <w:sym w:font="Wingdings" w:char="F06A"/>
       </w:r>
       <w:r>
         <w:rPr>
@@ -620,17 +594,23 @@
     </w:p>
     <w:p>
       <w:pPr>
-        <w:spacing w:after="300"/>
-        <w:ind w:left="1814" w:firstLine="0"/>
+        <w:spacing w:after="340"/>
+        <w:ind w:left="1871" w:firstLine="0"/>
       </w:pPr>
       <w:r>
         <w:rPr>
-          <w:rFonts w:ascii="DejaVu Sans" w:hAnsi="DejaVu Sans" w:eastAsia="DejaVu Sans" w:cs="DejaVu Sans"/>
-          <w:b/>
-          <w:color w:val="D5781F"/>
-          <w:sz w:val="42"/>
+          <w:rFonts w:ascii="Noto Sans Symbols 2" w:hAnsi="Noto Sans Symbols 2" w:eastAsia="Noto Sans Symbols 2" w:cs="Noto Sans Symbols 2"/>
+          <w:b w:val="0"/>
+          <w:color w:val="1E6888"/>
+          <w:sz w:val="28"/>
         </w:rPr>
         <w:t xml:space="preserve">♜  </w:t>
+      </w:r>
+      <w:r>
+        <w:rPr>
+          <w:vanish/>
+        </w:rPr>
+        <w:sym w:font="Webdings" w:char="F064"/>
       </w:r>
       <w:r>
         <w:rPr>
@@ -643,7 +623,7 @@
     </w:p>
     <w:p>
       <w:pPr>
-        <w:spacing w:before="420"/>
+        <w:spacing w:before="440" w:after="240"/>
         <w:ind w:firstLine="0"/>
         <w:jc w:val="center"/>
       </w:pPr>
@@ -651,7 +631,7 @@
         <w:rPr>
           <w:rFonts w:ascii="Times New Roman" w:hAnsi="Times New Roman" w:eastAsia="Times New Roman" w:cs="Times New Roman"/>
           <w:b/>
-          <w:color w:val="B3362F"/>
+          <w:color w:val="AC362E"/>
           <w:sz w:val="32"/>
         </w:rPr>
         <w:t>Желаете посмотреть?</w:t>
@@ -659,8 +639,8 @@
     </w:p>
     <w:p>
       <w:pPr>
-        <w:spacing w:after="80"/>
-        <w:ind w:left="1814" w:firstLine="0"/>
+        <w:spacing w:after="120"/>
+        <w:ind w:left="1871" w:firstLine="0"/>
       </w:pPr>
       <w:r>
         <w:rPr>
@@ -673,8 +653,8 @@
     </w:p>
     <w:p>
       <w:pPr>
-        <w:spacing w:after="80"/>
-        <w:ind w:left="1814" w:firstLine="0"/>
+        <w:spacing w:after="120"/>
+        <w:ind w:left="1871" w:firstLine="0"/>
       </w:pPr>
       <w:r>
         <w:rPr>
@@ -687,7 +667,24 @@
     </w:p>
     <w:p>
       <w:pPr>
-        <w:spacing w:before="560"/>
+        <w:spacing w:before="500"/>
+        <w:ind w:firstLine="0"/>
+        <w:jc w:val="center"/>
+      </w:pPr>
+      <w:r>
+        <w:rPr>
+          <w:rFonts w:ascii="Times New Roman" w:hAnsi="Times New Roman" w:eastAsia="Times New Roman" w:cs="Times New Roman"/>
+          <w:b w:val="0"/>
+          <w:sz w:val="28"/>
+        </w:rPr>
+        <w:t>Справки по телефону  ☎  555-7777</w:t>
+      </w:r>
+    </w:p>
+    <w:p>
+      <w:pPr>
+        <w:keepNext/>
+        <w:pageBreakBefore/>
+        <w:spacing w:after="260"/>
         <w:ind w:firstLine="0"/>
         <w:jc w:val="center"/>
       </w:pPr>
@@ -695,28 +692,6 @@
         <w:rPr>
           <w:rFonts w:ascii="Times New Roman" w:hAnsi="Times New Roman" w:eastAsia="Times New Roman" w:cs="Times New Roman"/>
           <w:b/>
-          <w:sz w:val="26"/>
-        </w:rPr>
-        <w:t>Справки по телефону  ☎  555-7777</w:t>
-      </w:r>
-    </w:p>
-    <w:p>
-      <w:r>
-        <w:br w:type="page"/>
-      </w:r>
-    </w:p>
-    <w:p>
-      <w:pPr>
-        <w:keepNext/>
-        <w:spacing w:after="300"/>
-        <w:ind w:firstLine="0"/>
-        <w:jc w:val="center"/>
-      </w:pPr>
-      <w:r>
-        <w:rPr>
-          <w:rFonts w:ascii="Times New Roman" w:hAnsi="Times New Roman" w:eastAsia="Times New Roman" w:cs="Times New Roman"/>
-          <w:b/>
-          <w:color w:val="1D3E62"/>
           <w:sz w:val="28"/>
         </w:rPr>
         <w:t>3 Использование примитивов для создания рисунка</w:t>
@@ -724,56 +699,252 @@
     </w:p>
     <w:p>
       <w:pPr>
-        <w:ind w:firstLine="0"/>
+        <w:ind w:firstLine="397"/>
       </w:pPr>
       <w:r>
-        <w:rPr>
-          <w:rFonts w:ascii="Times New Roman" w:hAnsi="Times New Roman" w:eastAsia="Times New Roman" w:cs="Times New Roman"/>
-          <w:b w:val="0"/>
-          <w:sz w:val="28"/>
-        </w:rPr>
-        <w:t>График сетевого планирования работ представлен на рисунке 1.</w:t>
+        <w:t>График сетевого планирования работ построен из фигур и соединительных линий Word.</w:t>
       </w:r>
     </w:p>
     <w:p>
       <w:pPr>
-        <w:spacing w:before="280" w:after="160"/>
+        <w:spacing w:before="120" w:after="3680"/>
         <w:ind w:firstLine="0"/>
         <w:jc w:val="center"/>
       </w:pPr>
       <w:r>
-        <w:drawing>
-          <wp:inline xmlns:a="http://schemas.openxmlformats.org/drawingml/2006/main" xmlns:pic="http://schemas.openxmlformats.org/drawingml/2006/picture">
-            <wp:extent cx="6048000" cy="1814400"/>
-            <wp:docPr id="6" name="Picture 6"/>
-            <wp:cNvGraphicFramePr>
-              <a:graphicFrameLocks noChangeAspect="1"/>
-            </wp:cNvGraphicFramePr>
-            <a:graphic>
-              <a:graphicData uri="http://schemas.openxmlformats.org/drawingml/2006/picture">
-                <pic:pic>
-                  <pic:nvPicPr>
-                    <pic:cNvPr id="0" name="_network.png"/>
-                    <pic:cNvPicPr/>
-                  </pic:nvPicPr>
-                  <pic:blipFill>
-                    <a:blip r:embed="rId11"/>
-                    <a:stretch>
-                      <a:fillRect/>
-                    </a:stretch>
-                  </pic:blipFill>
-                  <pic:spPr>
-                    <a:xfrm>
-                      <a:off x="0" y="0"/>
-                      <a:ext cx="6048000" cy="1814400"/>
-                    </a:xfrm>
-                    <a:prstGeom prst="rect"/>
-                  </pic:spPr>
-                </pic:pic>
-              </a:graphicData>
-            </a:graphic>
-          </wp:inline>
-        </w:drawing>
+        <w:pict>
+          <v:group id="network_editable_19" style="position:relative;width:450pt;height:181pt" coordorigin="0,0" coordsize="450,181">
+            <v:line id="edge0" from="31.914494646760993pt,80.59150454008878pt" to="90.32285191887277pt,31.055302802981316pt" strokecolor="#202831" strokeweight="1.1pt"/>
+            <v:line id="edge0a" from="86.22672720746021pt,38.593987194077386pt" to="90.32285191887277pt,31.055302802981316pt" strokecolor="#202831" strokeweight="1.1pt"/>
+            <v:line id="edge0b" from="82.21652168042564pt,33.86553590100675pt" to="90.32285191887277pt,31.055302802981316pt" strokecolor="#202831" strokeweight="1.1pt"/>
+            <v:line id="edge1" from="35.0pt,89.0pt" to="87.0pt,89.0pt" strokecolor="#202831" strokeweight="1.1pt"/>
+            <v:line id="edge1a" from="79.0pt,92.1pt" to="87.0pt,89.0pt" strokecolor="#202831" strokeweight="1.1pt"/>
+            <v:line id="edge1b" from="79.0pt,85.9pt" to="87.0pt,89.0pt" strokecolor="#202831" strokeweight="1.1pt"/>
+            <v:line id="edge2" from="114.0pt,22.0pt" to="170.0pt,22.0pt" strokecolor="#202831" strokeweight="1.1pt"/>
+            <v:line id="edge2a" from="162.0pt,25.1pt" to="170.0pt,22.0pt" strokecolor="#202831" strokeweight="1.1pt"/>
+            <v:line id="edge2b" from="162.0pt,18.9pt" to="170.0pt,22.0pt" strokecolor="#202831" strokeweight="1.1pt"/>
+            <v:line id="edge3" from="197.0pt,22.0pt" to="257.0pt,22.0pt" strokecolor="#202831" strokeweight="1.1pt"/>
+            <v:line id="edge3a" from="249.0pt,25.1pt" to="257.0pt,22.0pt" strokecolor="#202831" strokeweight="1.1pt"/>
+            <v:line id="edge3b" from="249.0pt,18.9pt" to="257.0pt,22.0pt" strokecolor="#202831" strokeweight="1.1pt"/>
+            <v:line id="edge4" from="114.0pt,89.0pt" to="170.0pt,89.0pt" strokecolor="#202831" strokeweight="1.1pt"/>
+            <v:line id="edge4a" from="162.0pt,92.1pt" to="170.0pt,89.0pt" strokecolor="#202831" strokeweight="1.1pt"/>
+            <v:line id="edge4b" from="162.0pt,85.9pt" to="170.0pt,89.0pt" strokecolor="#202831" strokeweight="1.1pt"/>
+            <v:line id="edge5" from="111.47523447131515pt,96.69866629819548pt" to="172.7189782616606pt,141.70912860194335pt" strokecolor="#202831" strokeweight="1.1pt"/>
+            <v:line id="edge5a" from="164.43684431589696pt,139.46942833082898pt" to="172.7189782616606pt,141.70912860194335pt" strokecolor="#202831" strokeweight="1.1pt"/>
+            <v:line id="edge5b" from="168.10851593503634pt,134.4735472752787pt" to="172.7189782616606pt,141.70912860194335pt" strokecolor="#202831" strokeweight="1.1pt"/>
+            <v:line id="edge6" from="194.29970924906908pt,81.06804000359048pt" to="259.9080054240795pt,30.542110765364097pt" strokecolor="#202831" strokeweight="1.1pt"/>
+            <v:line id="edge6a" from="255.46119019302694pt,37.87940143024028pt" to="259.9080054240795pt,30.542110765364097pt" strokecolor="#202831" strokeweight="1.1pt"/>
+            <v:line id="edge6b" from="251.67825542550855pt,32.96723240376117pt" to="259.9080054240795pt,30.542110765364097pt" strokecolor="#202831" strokeweight="1.1pt"/>
+            <v:line id="edge7" from="197.0pt,89.0pt" to="257.0pt,89.0pt" strokecolor="#202831" strokeweight="1.1pt"/>
+            <v:line id="edge7a" from="249.0pt,92.1pt" to="257.0pt,89.0pt" strokecolor="#202831" strokeweight="1.1pt"/>
+            <v:line id="edge7b" from="249.0pt,85.9pt" to="257.0pt,89.0pt" strokecolor="#202831" strokeweight="1.1pt"/>
+            <v:line id="edge8" from="284.0pt,89.0pt" to="396.0pt,89.0pt" strokecolor="#202831" strokeweight="1.1pt"/>
+            <v:line id="edge8a" from="388.0pt,92.1pt" to="396.0pt,89.0pt" strokecolor="#202831" strokeweight="1.1pt"/>
+            <v:line id="edge8b" from="388.0pt,85.9pt" to="396.0pt,89.0pt" strokecolor="#202831" strokeweight="1.1pt"/>
+            <v:line id="edge9" from="197.0pt,150.0pt" to="257.0pt,150.0pt" strokecolor="#202831" strokeweight="1.1pt"/>
+            <v:line id="edge9a" from="249.0pt,153.1pt" to="257.0pt,150.0pt" strokecolor="#202831" strokeweight="1.1pt"/>
+            <v:line id="edge9b" from="249.0pt,146.9pt" to="257.0pt,150.0pt" strokecolor="#202831" strokeweight="1.1pt"/>
+            <v:line id="edge10" from="282.9041411132629pt,144.77588051864004pt" to="397.18015572417846pt,94.62597482607995pt" strokecolor="#202831" strokeweight="1.1pt"/>
+            <v:line id="edge10a" from="391.10028199234097pt,100.67949738777185pt" to="397.18015572417846pt,94.62597482607995pt" strokecolor="#202831" strokeweight="1.1pt"/>
+            <v:line id="edge10b" from="388.608778855077pt,95.00213777990803pt" to="397.18015572417846pt,94.62597482607995pt" strokecolor="#202831" strokeweight="1.1pt"/>
+            <v:line id="edge11" from="282.71058133679514pt,27.644668701908458pt" to="397.3886047142206pt,82.92112601332936pt" strokecolor="#202831" strokeweight="1.1pt"/>
+            <v:line id="edge11a" from="388.83605673958385pt,82.240006977083pt" to="397.3886047142206pt,82.92112601332936pt" strokecolor="#202831" strokeweight="1.1pt"/>
+            <v:line id="edge11b" from="391.52812950510946pt,76.65496049338068pt" to="397.3886047142206pt,82.92112601332936pt" strokecolor="#202831" strokeweight="1.1pt"/>
+            <v:oval id="node1" style="position:absolute;left:9pt;top:76pt;width:26pt;height:26pt;v-text-anchor:middle" fillcolor="#FFFFFF" strokecolor="#263b4d" strokeweight="1pt">
+              <v:textbox inset="0,0,0,0">
+                <w:txbxContent>
+                  <w:p>
+                    <w:pPr>
+                      <w:spacing w:before="0" w:after="0"/>
+                      <w:jc w:val="center"/>
+                    </w:pPr>
+                    <w:r>
+                      <w:rPr>
+                        <w:rFonts w:ascii="Times New Roman" w:hAnsi="Times New Roman"/>
+                        <w:sz w:val="18"/>
+                      </w:rPr>
+                      <w:t>1</w:t>
+                    </w:r>
+                  </w:p>
+                </w:txbxContent>
+              </v:textbox>
+            </v:oval>
+            <v:oval id="node2" style="position:absolute;left:88pt;top:9pt;width:26pt;height:26pt;v-text-anchor:middle" fillcolor="#FFFFFF" strokecolor="#263b4d" strokeweight="1pt">
+              <v:stroke dashstyle="dash"/>
+              <v:textbox inset="0,0,0,0">
+                <w:txbxContent>
+                  <w:p>
+                    <w:pPr>
+                      <w:spacing w:before="0" w:after="0"/>
+                      <w:jc w:val="center"/>
+                    </w:pPr>
+                    <w:r>
+                      <w:rPr>
+                        <w:rFonts w:ascii="Times New Roman" w:hAnsi="Times New Roman"/>
+                        <w:sz w:val="18"/>
+                      </w:rPr>
+                      <w:t>2</w:t>
+                    </w:r>
+                  </w:p>
+                </w:txbxContent>
+              </v:textbox>
+            </v:oval>
+            <v:oval id="node3" style="position:absolute;left:88pt;top:76pt;width:26pt;height:26pt;v-text-anchor:middle" fillcolor="#d3d9dd" strokecolor="#263b4d" strokeweight="1pt">
+              <v:textbox inset="0,0,0,0">
+                <w:txbxContent>
+                  <w:p>
+                    <w:pPr>
+                      <w:spacing w:before="0" w:after="0"/>
+                      <w:jc w:val="center"/>
+                    </w:pPr>
+                    <w:r>
+                      <w:rPr>
+                        <w:rFonts w:ascii="Times New Roman" w:hAnsi="Times New Roman"/>
+                        <w:sz w:val="18"/>
+                      </w:rPr>
+                      <w:t>3</w:t>
+                    </w:r>
+                  </w:p>
+                </w:txbxContent>
+              </v:textbox>
+            </v:oval>
+            <v:oval id="node4" style="position:absolute;left:171pt;top:9pt;width:26pt;height:26pt;v-text-anchor:middle" fillcolor="#FFFFFF" strokecolor="#263b4d" strokeweight="1pt">
+              <v:stroke dashstyle="dash"/>
+              <v:textbox inset="0,0,0,0">
+                <w:txbxContent>
+                  <w:p>
+                    <w:pPr>
+                      <w:spacing w:before="0" w:after="0"/>
+                      <w:jc w:val="center"/>
+                    </w:pPr>
+                    <w:r>
+                      <w:rPr>
+                        <w:rFonts w:ascii="Times New Roman" w:hAnsi="Times New Roman"/>
+                        <w:sz w:val="18"/>
+                      </w:rPr>
+                      <w:t>4</w:t>
+                    </w:r>
+                  </w:p>
+                </w:txbxContent>
+              </v:textbox>
+            </v:oval>
+            <v:oval id="node6" style="position:absolute;left:171pt;top:76pt;width:26pt;height:26pt;v-text-anchor:middle" fillcolor="#d3d9dd" strokecolor="#263b4d" strokeweight="1pt">
+              <v:textbox inset="0,0,0,0">
+                <w:txbxContent>
+                  <w:p>
+                    <w:pPr>
+                      <w:spacing w:before="0" w:after="0"/>
+                      <w:jc w:val="center"/>
+                    </w:pPr>
+                    <w:r>
+                      <w:rPr>
+                        <w:rFonts w:ascii="Times New Roman" w:hAnsi="Times New Roman"/>
+                        <w:sz w:val="18"/>
+                      </w:rPr>
+                      <w:t>6</w:t>
+                    </w:r>
+                  </w:p>
+                </w:txbxContent>
+              </v:textbox>
+            </v:oval>
+            <v:oval id="node8" style="position:absolute;left:171pt;top:137pt;width:26pt;height:26pt;v-text-anchor:middle" fillcolor="#FFFFFF" strokecolor="#263b4d" strokeweight="1pt">
+              <v:textbox inset="0,0,0,0">
+                <w:txbxContent>
+                  <w:p>
+                    <w:pPr>
+                      <w:spacing w:before="0" w:after="0"/>
+                      <w:jc w:val="center"/>
+                    </w:pPr>
+                    <w:r>
+                      <w:rPr>
+                        <w:rFonts w:ascii="Times New Roman" w:hAnsi="Times New Roman"/>
+                        <w:sz w:val="18"/>
+                      </w:rPr>
+                      <w:t>8</w:t>
+                    </w:r>
+                  </w:p>
+                </w:txbxContent>
+              </v:textbox>
+            </v:oval>
+            <v:oval id="node5" style="position:absolute;left:258pt;top:9pt;width:26pt;height:26pt;v-text-anchor:middle" fillcolor="#FFFFFF" strokecolor="#263b4d" strokeweight="1pt">
+              <v:stroke dashstyle="dash"/>
+              <v:textbox inset="0,0,0,0">
+                <w:txbxContent>
+                  <w:p>
+                    <w:pPr>
+                      <w:spacing w:before="0" w:after="0"/>
+                      <w:jc w:val="center"/>
+                    </w:pPr>
+                    <w:r>
+                      <w:rPr>
+                        <w:rFonts w:ascii="Times New Roman" w:hAnsi="Times New Roman"/>
+                        <w:sz w:val="18"/>
+                      </w:rPr>
+                      <w:t>5</w:t>
+                    </w:r>
+                  </w:p>
+                </w:txbxContent>
+              </v:textbox>
+            </v:oval>
+            <v:oval id="node7" style="position:absolute;left:258pt;top:76pt;width:26pt;height:26pt;v-text-anchor:middle" fillcolor="#d3d9dd" strokecolor="#263b4d" strokeweight="1pt">
+              <v:textbox inset="0,0,0,0">
+                <w:txbxContent>
+                  <w:p>
+                    <w:pPr>
+                      <w:spacing w:before="0" w:after="0"/>
+                      <w:jc w:val="center"/>
+                    </w:pPr>
+                    <w:r>
+                      <w:rPr>
+                        <w:rFonts w:ascii="Times New Roman" w:hAnsi="Times New Roman"/>
+                        <w:sz w:val="18"/>
+                      </w:rPr>
+                      <w:t>7</w:t>
+                    </w:r>
+                  </w:p>
+                </w:txbxContent>
+              </v:textbox>
+            </v:oval>
+            <v:oval id="node9" style="position:absolute;left:258pt;top:137pt;width:26pt;height:26pt;v-text-anchor:middle" fillcolor="#FFFFFF" strokecolor="#263b4d" strokeweight="1pt">
+              <v:textbox inset="0,0,0,0">
+                <w:txbxContent>
+                  <w:p>
+                    <w:pPr>
+                      <w:spacing w:before="0" w:after="0"/>
+                      <w:jc w:val="center"/>
+                    </w:pPr>
+                    <w:r>
+                      <w:rPr>
+                        <w:rFonts w:ascii="Times New Roman" w:hAnsi="Times New Roman"/>
+                        <w:sz w:val="18"/>
+                      </w:rPr>
+                      <w:t>9</w:t>
+                    </w:r>
+                  </w:p>
+                </w:txbxContent>
+              </v:textbox>
+            </v:oval>
+            <v:oval id="node10" style="position:absolute;left:397pt;top:76pt;width:26pt;height:26pt;v-text-anchor:middle" fillcolor="#FFFFFF" strokecolor="#263b4d" strokeweight="1pt">
+              <v:textbox inset="0,0,0,0">
+                <w:txbxContent>
+                  <w:p>
+                    <w:pPr>
+                      <w:spacing w:before="0" w:after="0"/>
+                      <w:jc w:val="center"/>
+                    </w:pPr>
+                    <w:r>
+                      <w:rPr>
+                        <w:rFonts w:ascii="Times New Roman" w:hAnsi="Times New Roman"/>
+                        <w:sz w:val="18"/>
+                      </w:rPr>
+                      <w:t>10</w:t>
+                    </w:r>
+                  </w:p>
+                </w:txbxContent>
+              </v:textbox>
+            </v:oval>
+          </v:group>
+        </w:pict>
       </w:r>
     </w:p>
     <w:p>
@@ -792,16 +963,44 @@
     </w:p>
     <w:p>
       <w:pPr>
-        <w:spacing w:before="440"/>
-        <w:ind w:firstLine="397"/>
+        <w:spacing w:before="440" w:after="160"/>
+        <w:ind w:firstLine="0"/>
         <w:jc w:val="center"/>
       </w:pPr>
-      <w:r/>
       <w:r>
         <w:rPr>
+          <w:rFonts w:ascii="Times New Roman" w:hAnsi="Times New Roman" w:eastAsia="Times New Roman" w:cs="Times New Roman"/>
           <w:b/>
+          <w:sz w:val="28"/>
         </w:rPr>
-        <w:t>Индивидуальный вариант 19. Геометрические фигуры</w:t>
+        <w:t>Вариант 19. Геометрические фигуры</w:t>
+      </w:r>
+    </w:p>
+    <w:p>
+      <w:pPr>
+        <w:spacing w:after="3840"/>
+        <w:ind w:firstLine="0"/>
+        <w:jc w:val="center"/>
+      </w:pPr>
+      <w:r>
+        <w:pict>
+          <v:group id="pyramid_editable_19" style="position:relative;width:435pt;height:190pt" coordorigin="0,0" coordsize="435,190">
+            <v:line id="pyrV0" from="90pt,155pt" to="280pt,155pt" strokecolor="#26567c" strokeweight="2pt"/>
+            <v:line id="pyrV1" from="280pt,155pt" to="351pt,104pt" strokecolor="#26567c" strokeweight="2pt"/>
+            <v:line id="pyrV2" from="206pt,24pt" to="351pt,104pt" strokecolor="#26567c" strokeweight="2pt"/>
+            <v:line id="pyrV3" from="206pt,24pt" to="90pt,155pt" strokecolor="#26567c" strokeweight="2pt"/>
+            <v:line id="pyrV4" from="206pt,24pt" to="280pt,155pt" strokecolor="#26567c" strokeweight="2pt"/>
+            <v:line id="pyrH0" from="90pt,155pt" to="174pt,104pt" strokecolor="#5c7285" strokeweight="1.2pt">
+              <v:stroke dashstyle="dash"/>
+            </v:line>
+            <v:line id="pyrH1" from="174pt,104pt" to="351pt,104pt" strokecolor="#5c7285" strokeweight="1.2pt">
+              <v:stroke dashstyle="dash"/>
+            </v:line>
+            <v:line id="pyrH2" from="174pt,104pt" to="206pt,24pt" strokecolor="#5c7285" strokeweight="1.2pt">
+              <v:stroke dashstyle="dash"/>
+            </v:line>
+          </v:group>
+        </w:pict>
       </w:r>
     </w:p>
     <w:p>
@@ -810,46 +1009,11 @@
         <w:jc w:val="center"/>
       </w:pPr>
       <w:r>
-        <w:drawing>
-          <wp:inline xmlns:a="http://schemas.openxmlformats.org/drawingml/2006/main" xmlns:pic="http://schemas.openxmlformats.org/drawingml/2006/picture">
-            <wp:extent cx="4500000" cy="2838462"/>
-            <wp:docPr id="7" name="Picture 7"/>
-            <wp:cNvGraphicFramePr>
-              <a:graphicFrameLocks noChangeAspect="1"/>
-            </wp:cNvGraphicFramePr>
-            <a:graphic>
-              <a:graphicData uri="http://schemas.openxmlformats.org/drawingml/2006/picture">
-                <pic:pic>
-                  <pic:nvPicPr>
-                    <pic:cNvPr id="0" name="_pyramid19.png"/>
-                    <pic:cNvPicPr/>
-                  </pic:nvPicPr>
-                  <pic:blipFill>
-                    <a:blip r:embed="rId12"/>
-                    <a:stretch>
-                      <a:fillRect/>
-                    </a:stretch>
-                  </pic:blipFill>
-                  <pic:spPr>
-                    <a:xfrm>
-                      <a:off x="0" y="0"/>
-                      <a:ext cx="4500000" cy="2838462"/>
-                    </a:xfrm>
-                    <a:prstGeom prst="rect"/>
-                  </pic:spPr>
-                </pic:pic>
-              </a:graphicData>
-            </a:graphic>
-          </wp:inline>
-        </w:drawing>
-      </w:r>
-    </w:p>
-    <w:p>
-      <w:pPr>
-        <w:ind w:firstLine="0"/>
-        <w:jc w:val="center"/>
-      </w:pPr>
-      <w:r>
+        <w:rPr>
+          <w:rFonts w:ascii="Times New Roman" w:hAnsi="Times New Roman" w:eastAsia="Times New Roman" w:cs="Times New Roman"/>
+          <w:b w:val="0"/>
+          <w:sz w:val="24"/>
+        </w:rPr>
         <w:t>Рисунок 2 – Геометрические фигуры. Четырёхугольная пирамида</w:t>
       </w:r>
     </w:p>
@@ -858,7 +1022,7 @@
         <w:sectPr>
           <w:footerReference w:type="default" r:id="rId9"/>
           <w:pgSz w:w="11906" w:h="16838"/>
-          <w:pgMar w:top="1134" w:right="567" w:bottom="1474" w:left="1417" w:header="510" w:footer="1134" w:gutter="0"/>
+          <w:pgMar w:top="1134" w:right="567" w:bottom="1474" w:left="1417" w:header="720" w:footer="1134" w:gutter="0"/>
           <w:cols w:space="720"/>
           <w:docGrid w:linePitch="360"/>
         </w:sectPr>
@@ -866,11 +1030,14 @@
     </w:p>
     <w:p>
       <w:pPr>
+        <w:keepNext/>
+        <w:spacing w:after="80"/>
         <w:ind w:firstLine="0"/>
         <w:jc w:val="center"/>
       </w:pPr>
       <w:r>
         <w:rPr>
+          <w:rFonts w:ascii="Times New Roman" w:hAnsi="Times New Roman" w:eastAsia="Times New Roman" w:cs="Times New Roman"/>
           <w:b/>
           <w:sz w:val="28"/>
         </w:rPr>
@@ -879,16 +1046,17 @@
     </w:p>
     <w:p>
       <w:pPr>
-        <w:spacing w:after="200"/>
+        <w:spacing w:after="180"/>
         <w:ind w:firstLine="0"/>
         <w:jc w:val="center"/>
       </w:pPr>
       <w:r>
         <w:rPr>
+          <w:rFonts w:ascii="Times New Roman" w:hAnsi="Times New Roman" w:eastAsia="Times New Roman" w:cs="Times New Roman"/>
           <w:b/>
           <w:i/>
-          <w:color w:val="2454A0"/>
-          <w:sz w:val="64"/>
+          <w:color w:val="255D97"/>
+          <w:sz w:val="60"/>
           <w:shadow/>
         </w:rPr>
         <w:t>Россия</w:t>
@@ -898,7 +1066,7 @@
       <w:pPr>
         <w:sectPr>
           <w:pgSz w:w="16838" w:h="11906" w:orient="landscape"/>
-          <w:pgMar w:top="1134" w:right="567" w:bottom="1474" w:left="1417" w:header="510" w:footer="1134" w:gutter="0"/>
+          <w:pgMar w:top="1134" w:right="567" w:bottom="1474" w:left="1417" w:header="720" w:footer="1134" w:gutter="0"/>
           <w:cols w:space="720"/>
           <w:docGrid w:linePitch="360"/>
         </w:sectPr>
@@ -907,15 +1075,15 @@
     <w:p>
       <w:pPr>
         <w:keepNext/>
-        <w:spacing w:after="200"/>
+        <w:spacing w:after="160"/>
         <w:ind w:firstLine="0"/>
         <w:jc w:val="center"/>
       </w:pPr>
       <w:r>
         <w:rPr>
-          <w:rFonts w:ascii="Times New Roman" w:hAnsi="Times New Roman"/>
+          <w:rFonts w:ascii="Times New Roman" w:hAnsi="Times New Roman" w:eastAsia="Times New Roman" w:cs="Times New Roman"/>
           <w:b/>
-          <w:sz w:val="20"/>
+          <w:sz w:val="22"/>
         </w:rPr>
         <w:t>Общие сведения о России</w:t>
       </w:r>
@@ -927,17 +1095,17 @@
       </w:r>
       <w:r>
         <w:drawing>
-          <wp:anchor distT="45720" distB="45720" distL="91440" distR="91440" simplePos="0" relativeHeight="251658240" behindDoc="1" locked="0" layoutInCell="1" allowOverlap="1">
+          <wp:anchor distT="35000" distB="35000" distL="50000" distR="50000" simplePos="0" relativeHeight="251658240" behindDoc="1" locked="0" layoutInCell="1" allowOverlap="1">
             <wp:simplePos x="0" y="0"/>
             <wp:positionH relativeFrom="page">
-              <wp:posOffset>936000</wp:posOffset>
+              <wp:posOffset>900000</wp:posOffset>
             </wp:positionH>
             <wp:positionV relativeFrom="page">
-              <wp:posOffset>1728000</wp:posOffset>
+              <wp:posOffset>1908000</wp:posOffset>
             </wp:positionV>
-            <wp:extent cx="9216000" cy="3960000"/>
+            <wp:extent cx="9216000" cy="3816000"/>
             <wp:wrapNone/>
-            <wp:docPr id="8" name="Picture 8"/>
+            <wp:docPr id="6" name="Picture 6"/>
             <wp:cNvGraphicFramePr xmlns:a="http://schemas.openxmlformats.org/drawingml/2006/main">
               <a:graphicFrameLocks noChangeAspect="1"/>
             </wp:cNvGraphicFramePr>
@@ -949,7 +1117,7 @@
                     <pic:cNvPicPr/>
                   </pic:nvPicPr>
                   <pic:blipFill>
-                    <a:blip r:embed="rId13"/>
+                    <a:blip r:embed="rId11"/>
                     <a:stretch>
                       <a:fillRect/>
                     </a:stretch>
@@ -957,7 +1125,7 @@
                   <pic:spPr>
                     <a:xfrm>
                       <a:off x="0" y="0"/>
-                      <a:ext cx="9216000" cy="3960000"/>
+                      <a:ext cx="9216000" cy="3816000"/>
                     </a:xfrm>
                     <a:prstGeom prst="rect"/>
                   </pic:spPr>
@@ -970,14 +1138,15 @@
     </w:p>
     <w:p>
       <w:pPr>
-        <w:spacing w:line="240" w:lineRule="auto" w:after="20"/>
+        <w:spacing w:after="20" w:line="240" w:lineRule="auto"/>
         <w:ind w:firstLine="170"/>
         <w:jc w:val="both"/>
       </w:pPr>
       <w:r>
         <w:rPr>
-          <w:rFonts w:ascii="Times New Roman" w:hAnsi="Times New Roman"/>
-          <w:sz w:val="20"/>
+          <w:rFonts w:ascii="Times New Roman" w:hAnsi="Times New Roman" w:eastAsia="Times New Roman" w:cs="Times New Roman"/>
+          <w:b w:val="0"/>
+          <w:sz w:val="22"/>
         </w:rPr>
         <w:t>Россия — страна, расположенная в Восточной Европе и Северной Азии. Является самым большим государством мира (17 075 400 км² или 11,46 % площади всей суши Земли, или 12,65 % заселённой человеком суши, что почти вдвое больше, чем у занимающей второе место Канады).</w:t>
       </w:r>
@@ -993,29 +1162,30 @@
     <w:p>
       <w:pPr>
         <w:keepNext/>
-        <w:spacing w:after="200"/>
+        <w:spacing w:after="160"/>
         <w:ind w:firstLine="0"/>
         <w:jc w:val="center"/>
       </w:pPr>
       <w:r>
         <w:rPr>
-          <w:rFonts w:ascii="Times New Roman" w:hAnsi="Times New Roman"/>
+          <w:rFonts w:ascii="Times New Roman" w:hAnsi="Times New Roman" w:eastAsia="Times New Roman" w:cs="Times New Roman"/>
           <w:b/>
-          <w:sz w:val="20"/>
+          <w:sz w:val="22"/>
         </w:rPr>
         <w:t>Административное деление России</w:t>
       </w:r>
     </w:p>
     <w:p>
       <w:pPr>
-        <w:spacing w:line="240" w:lineRule="auto" w:after="20"/>
+        <w:spacing w:after="20" w:line="240" w:lineRule="auto"/>
         <w:ind w:firstLine="170"/>
         <w:jc w:val="both"/>
       </w:pPr>
       <w:r>
         <w:rPr>
-          <w:rFonts w:ascii="Times New Roman" w:hAnsi="Times New Roman"/>
-          <w:sz w:val="20"/>
+          <w:rFonts w:ascii="Times New Roman" w:hAnsi="Times New Roman" w:eastAsia="Times New Roman" w:cs="Times New Roman"/>
+          <w:b w:val="0"/>
+          <w:sz w:val="22"/>
         </w:rPr>
         <w:t>Россия — государство с федеративным устройством. В составе Российской Федерации 83 равноправных субъекта федерации, в том числе 21 республика, 9 краёв, 46 областей, 2 города федерального значения, 1 автономная область, 4 автономных округа.</w:t>
       </w:r>
@@ -1031,29 +1201,30 @@
     <w:p>
       <w:pPr>
         <w:keepNext/>
-        <w:spacing w:after="200"/>
+        <w:spacing w:after="160"/>
         <w:ind w:firstLine="0"/>
         <w:jc w:val="center"/>
       </w:pPr>
       <w:r>
         <w:rPr>
-          <w:rFonts w:ascii="Times New Roman" w:hAnsi="Times New Roman"/>
+          <w:rFonts w:ascii="Times New Roman" w:hAnsi="Times New Roman" w:eastAsia="Times New Roman" w:cs="Times New Roman"/>
           <w:b/>
-          <w:sz w:val="20"/>
+          <w:sz w:val="22"/>
         </w:rPr>
         <w:t>Рельеф России</w:t>
       </w:r>
     </w:p>
     <w:p>
       <w:pPr>
-        <w:spacing w:line="240" w:lineRule="auto" w:after="20"/>
+        <w:spacing w:after="20" w:line="240" w:lineRule="auto"/>
         <w:ind w:firstLine="170"/>
         <w:jc w:val="both"/>
       </w:pPr>
       <w:r>
         <w:rPr>
-          <w:rFonts w:ascii="Times New Roman" w:hAnsi="Times New Roman"/>
-          <w:sz w:val="20"/>
+          <w:rFonts w:ascii="Times New Roman" w:hAnsi="Times New Roman" w:eastAsia="Times New Roman" w:cs="Times New Roman"/>
+          <w:b w:val="0"/>
+          <w:sz w:val="22"/>
         </w:rPr>
         <w:t>Более 70 % территории России занято равнинами и низменностями. Западная часть страны находится в пределах обширной Восточно-Европейской равнины, характеризующейся чередованием низменностей (Прикаспийская и др.) и возвышенностей (Валдайская, Среднерусская и т. д.).</w:t>
       </w:r>
@@ -1069,29 +1240,30 @@
     <w:p>
       <w:pPr>
         <w:keepNext/>
-        <w:spacing w:after="200"/>
+        <w:spacing w:after="160"/>
         <w:ind w:firstLine="0"/>
         <w:jc w:val="center"/>
       </w:pPr>
       <w:r>
         <w:rPr>
-          <w:rFonts w:ascii="Times New Roman" w:hAnsi="Times New Roman"/>
+          <w:rFonts w:ascii="Times New Roman" w:hAnsi="Times New Roman" w:eastAsia="Times New Roman" w:cs="Times New Roman"/>
           <w:b/>
-          <w:sz w:val="20"/>
+          <w:sz w:val="22"/>
         </w:rPr>
         <w:t>Население России</w:t>
       </w:r>
     </w:p>
     <w:p>
       <w:pPr>
-        <w:spacing w:line="240" w:lineRule="auto" w:after="20"/>
+        <w:spacing w:after="20" w:line="240" w:lineRule="auto"/>
         <w:ind w:firstLine="170"/>
         <w:jc w:val="both"/>
       </w:pPr>
       <w:r>
         <w:rPr>
-          <w:rFonts w:ascii="Times New Roman" w:hAnsi="Times New Roman"/>
-          <w:sz w:val="20"/>
+          <w:rFonts w:ascii="Times New Roman" w:hAnsi="Times New Roman" w:eastAsia="Times New Roman" w:cs="Times New Roman"/>
+          <w:b w:val="0"/>
+          <w:sz w:val="22"/>
         </w:rPr>
         <w:t>Согласно ежегодному Докладу Фонда ООН в области народонаселения за 2004 год, в России продолжается демографический кризис. В 2006 году, согласно данным Росстата, родилось 1 млн 479,6 тыс. человек, что на 22,2 тыс. больше, чем в 2005 году.</w:t>
       </w:r>
@@ -1107,29 +1279,30 @@
     <w:p>
       <w:pPr>
         <w:keepNext/>
-        <w:spacing w:after="200"/>
+        <w:spacing w:after="160"/>
         <w:ind w:firstLine="0"/>
         <w:jc w:val="center"/>
       </w:pPr>
       <w:r>
         <w:rPr>
-          <w:rFonts w:ascii="Times New Roman" w:hAnsi="Times New Roman"/>
+          <w:rFonts w:ascii="Times New Roman" w:hAnsi="Times New Roman" w:eastAsia="Times New Roman" w:cs="Times New Roman"/>
           <w:b/>
-          <w:sz w:val="20"/>
+          <w:sz w:val="22"/>
         </w:rPr>
         <w:t>Язык России</w:t>
       </w:r>
     </w:p>
     <w:p>
       <w:pPr>
-        <w:spacing w:line="240" w:lineRule="auto" w:after="20"/>
+        <w:spacing w:after="20" w:line="240" w:lineRule="auto"/>
         <w:ind w:firstLine="170"/>
         <w:jc w:val="both"/>
       </w:pPr>
       <w:r>
         <w:rPr>
-          <w:rFonts w:ascii="Times New Roman" w:hAnsi="Times New Roman"/>
-          <w:sz w:val="20"/>
+          <w:rFonts w:ascii="Times New Roman" w:hAnsi="Times New Roman" w:eastAsia="Times New Roman" w:cs="Times New Roman"/>
+          <w:b w:val="0"/>
+          <w:sz w:val="22"/>
         </w:rPr>
         <w:t>Народы России говорят более чем на 100 языках и диалектах, принадлежащих к индоевропейской, алтайской и уральской языковым семьям, кавказской и палеоазиатской языковым группам. Русский язык является родным примерно для 130 млн граждан России (92 % населения России).</w:t>
       </w:r>
@@ -1137,8 +1310,8 @@
     <w:sectPr>
       <w:type w:val="continuous"/>
       <w:pgSz w:w="16838" w:h="11906" w:orient="landscape"/>
-      <w:pgMar w:top="1134" w:right="567" w:bottom="1474" w:left="1417" w:header="510" w:footer="1134" w:gutter="0"/>
-      <w:cols w:space="240" w:num="5" w:sep="1"/>
+      <w:pgMar w:top="1134" w:right="567" w:bottom="1474" w:left="1417" w:header="720" w:footer="1134" w:gutter="0"/>
+      <w:cols w:space="250" w:num="5" w:sep="1"/>
       <w:docGrid w:linePitch="360"/>
     </w:sectPr>
   </w:body>
@@ -1152,13 +1325,7 @@
       <w:pStyle w:val="Footer"/>
       <w:jc w:val="center"/>
     </w:pPr>
-    <w:r>
-      <w:rPr>
-        <w:rFonts w:ascii="Times New Roman" w:hAnsi="Times New Roman" w:eastAsia="Times New Roman" w:cs="Times New Roman"/>
-        <w:b w:val="0"/>
-        <w:sz w:val="22"/>
-      </w:rPr>
-    </w:r>
+    <w:r/>
     <w:fldSimple w:instr="PAGE"/>
   </w:p>
 </w:ftr>
@@ -1569,7 +1736,6 @@
     </w:pPr>
     <w:rPr>
       <w:rFonts w:ascii="Times New Roman" w:hAnsi="Times New Roman"/>
-      <w:color w:val="1B1B1B"/>
       <w:sz w:val="28"/>
     </w:rPr>
   </w:style>
